--- a/hin/docx/080.content.docx
+++ b/hin/docx/080.content.docx
@@ -3598,19 +3598,7 @@
         <w:rPr>
           <w:lang w:val="hi_IN" w:bidi="hi_IN"/>
         </w:rPr>
-        <w:t xml:space="preserve"> </w:t>
-      </w:r>
-      <w:r>
-        <w:rPr>
-          <w:lang w:val="hi_IN" w:bidi="hi_IN"/>
-        </w:rPr>
-        <w:t>“अब्राहम की गोद”</w:t>
-      </w:r>
-      <w:r>
-        <w:rPr>
-          <w:lang w:val="hi_IN" w:bidi="hi_IN"/>
-        </w:rPr>
-        <w:t xml:space="preserve">; </w:t>
+        <w:t xml:space="preserve"> “अब्राहम की गोद”; </w:t>
       </w:r>
       <w:r>
         <w:rPr>
